--- a/backend/app/services/docs_agent/S3/제품설명회 시행 결과보고서(기본형).docx
+++ b/backend/app/services/docs_agent/S3/제품설명회 시행 결과보고서(기본형).docx
@@ -174,7 +174,7 @@
               <w:spacing w:after="0"/>
               <w:jc w:val="center"/>
               <w:rPr>
-                <w:rFonts w:ascii="맑은 고딕" w:eastAsia="맑은 고딕" w:hAnsi="맑은 고딕" w:cs="굴림" w:hint="eastAsia"/>
+                <w:rFonts w:ascii="맑은 고딕" w:eastAsia="맑은 고딕" w:hAnsi="맑은 고딕" w:cs="굴림"/>
                 <w:color w:val="000000"/>
                 <w:kern w:val="0"/>
                 <w:sz w:val="20"/>
@@ -238,7 +238,7 @@
               <w:spacing w:after="0"/>
               <w:jc w:val="center"/>
               <w:rPr>
-                <w:rFonts w:ascii="맑은 고딕" w:eastAsia="맑은 고딕" w:hAnsi="맑은 고딕" w:cs="굴림" w:hint="eastAsia"/>
+                <w:rFonts w:ascii="맑은 고딕" w:eastAsia="맑은 고딕" w:hAnsi="맑은 고딕" w:cs="굴림"/>
                 <w:color w:val="000000"/>
                 <w:kern w:val="0"/>
                 <w:szCs w:val="22"/>
@@ -269,7 +269,7 @@
               <w:spacing w:after="0"/>
               <w:jc w:val="center"/>
               <w:rPr>
-                <w:rFonts w:ascii="맑은 고딕" w:eastAsia="맑은 고딕" w:hAnsi="맑은 고딕" w:cs="굴림" w:hint="eastAsia"/>
+                <w:rFonts w:ascii="맑은 고딕" w:eastAsia="맑은 고딕" w:hAnsi="맑은 고딕" w:cs="굴림"/>
                 <w:color w:val="000000"/>
                 <w:kern w:val="0"/>
                 <w:szCs w:val="22"/>
@@ -309,7 +309,7 @@
               <w:spacing w:after="0"/>
               <w:jc w:val="center"/>
               <w:rPr>
-                <w:rFonts w:ascii="맑은 고딕" w:eastAsia="맑은 고딕" w:hAnsi="맑은 고딕" w:cs="굴림" w:hint="eastAsia"/>
+                <w:rFonts w:ascii="맑은 고딕" w:eastAsia="맑은 고딕" w:hAnsi="맑은 고딕" w:cs="굴림"/>
                 <w:color w:val="000000"/>
                 <w:kern w:val="0"/>
                 <w:szCs w:val="22"/>
@@ -394,16 +394,6 @@
                 <w14:ligatures w14:val="none"/>
               </w:rPr>
             </w:pPr>
-            <w:r>
-              <w:rPr>
-                <w:rFonts w:ascii="맑은 고딕" w:eastAsia="맑은 고딕" w:hAnsi="맑은 고딕" w:cs="굴림" w:hint="eastAsia"/>
-                <w:color w:val="000000"/>
-                <w:kern w:val="0"/>
-                <w:szCs w:val="22"/>
-                <w14:ligatures w14:val="none"/>
-              </w:rPr>
-              <w:t xml:space="preserve">　</w:t>
-            </w:r>
           </w:p>
         </w:tc>
         <w:tc>
@@ -477,16 +467,6 @@
                 <w14:ligatures w14:val="none"/>
               </w:rPr>
             </w:pPr>
-            <w:r>
-              <w:rPr>
-                <w:rFonts w:ascii="맑은 고딕" w:eastAsia="맑은 고딕" w:hAnsi="맑은 고딕" w:cs="굴림" w:hint="eastAsia"/>
-                <w:color w:val="000000"/>
-                <w:kern w:val="0"/>
-                <w:szCs w:val="22"/>
-                <w14:ligatures w14:val="none"/>
-              </w:rPr>
-              <w:t xml:space="preserve">　</w:t>
-            </w:r>
           </w:p>
         </w:tc>
       </w:tr>
@@ -565,16 +545,6 @@
                 <w14:ligatures w14:val="none"/>
               </w:rPr>
             </w:pPr>
-            <w:r>
-              <w:rPr>
-                <w:rFonts w:ascii="맑은 고딕" w:eastAsia="맑은 고딕" w:hAnsi="맑은 고딕" w:cs="굴림" w:hint="eastAsia"/>
-                <w:color w:val="000000"/>
-                <w:kern w:val="0"/>
-                <w:szCs w:val="22"/>
-                <w14:ligatures w14:val="none"/>
-              </w:rPr>
-              <w:t xml:space="preserve">　</w:t>
-            </w:r>
           </w:p>
         </w:tc>
         <w:tc>
@@ -600,7 +570,7 @@
               <w:spacing w:after="0"/>
               <w:jc w:val="center"/>
               <w:rPr>
-                <w:rFonts w:ascii="맑은 고딕" w:eastAsia="맑은 고딕" w:hAnsi="맑은 고딕" w:cs="굴림" w:hint="eastAsia"/>
+                <w:rFonts w:ascii="맑은 고딕" w:eastAsia="맑은 고딕" w:hAnsi="맑은 고딕" w:cs="굴림"/>
                 <w:color w:val="000000"/>
                 <w:kern w:val="0"/>
                 <w:szCs w:val="22"/>
@@ -648,16 +618,6 @@
                 <w14:ligatures w14:val="none"/>
               </w:rPr>
             </w:pPr>
-            <w:r>
-              <w:rPr>
-                <w:rFonts w:ascii="맑은 고딕" w:eastAsia="맑은 고딕" w:hAnsi="맑은 고딕" w:cs="굴림" w:hint="eastAsia"/>
-                <w:color w:val="000000"/>
-                <w:kern w:val="0"/>
-                <w:szCs w:val="22"/>
-                <w14:ligatures w14:val="none"/>
-              </w:rPr>
-              <w:t xml:space="preserve">　</w:t>
-            </w:r>
           </w:p>
         </w:tc>
       </w:tr>
@@ -770,16 +730,6 @@
                 <w14:ligatures w14:val="none"/>
               </w:rPr>
             </w:pPr>
-            <w:r>
-              <w:rPr>
-                <w:rFonts w:ascii="맑은 고딕" w:eastAsia="맑은 고딕" w:hAnsi="맑은 고딕" w:cs="굴림" w:hint="eastAsia"/>
-                <w:color w:val="000000"/>
-                <w:kern w:val="0"/>
-                <w:szCs w:val="22"/>
-                <w14:ligatures w14:val="none"/>
-              </w:rPr>
-              <w:t xml:space="preserve">　</w:t>
-            </w:r>
           </w:p>
         </w:tc>
       </w:tr>
@@ -808,7 +758,7 @@
               <w:spacing w:after="0"/>
               <w:jc w:val="center"/>
               <w:rPr>
-                <w:rFonts w:ascii="맑은 고딕" w:eastAsia="맑은 고딕" w:hAnsi="맑은 고딕" w:cs="굴림" w:hint="eastAsia"/>
+                <w:rFonts w:ascii="맑은 고딕" w:eastAsia="맑은 고딕" w:hAnsi="맑은 고딕" w:cs="굴림"/>
                 <w:color w:val="000000"/>
                 <w:kern w:val="0"/>
                 <w:sz w:val="20"/>
@@ -872,7 +822,7 @@
               <w:spacing w:after="0"/>
               <w:jc w:val="center"/>
               <w:rPr>
-                <w:rFonts w:ascii="맑은 고딕" w:eastAsia="맑은 고딕" w:hAnsi="맑은 고딕" w:cs="굴림" w:hint="eastAsia"/>
+                <w:rFonts w:ascii="맑은 고딕" w:eastAsia="맑은 고딕" w:hAnsi="맑은 고딕" w:cs="굴림"/>
                 <w:color w:val="000000"/>
                 <w:kern w:val="0"/>
                 <w:szCs w:val="22"/>
@@ -907,7 +857,7 @@
               <w:spacing w:after="0"/>
               <w:jc w:val="center"/>
               <w:rPr>
-                <w:rFonts w:ascii="맑은 고딕" w:eastAsia="맑은 고딕" w:hAnsi="맑은 고딕" w:cs="굴림" w:hint="eastAsia"/>
+                <w:rFonts w:ascii="맑은 고딕" w:eastAsia="맑은 고딕" w:hAnsi="맑은 고딕" w:cs="굴림"/>
                 <w:color w:val="000000"/>
                 <w:kern w:val="0"/>
                 <w:sz w:val="20"/>
@@ -949,7 +899,7 @@
               <w:spacing w:after="0"/>
               <w:jc w:val="center"/>
               <w:rPr>
-                <w:rFonts w:ascii="맑은 고딕" w:eastAsia="맑은 고딕" w:hAnsi="맑은 고딕" w:cs="굴림" w:hint="eastAsia"/>
+                <w:rFonts w:ascii="맑은 고딕" w:eastAsia="맑은 고딕" w:hAnsi="맑은 고딕" w:cs="굴림"/>
                 <w:color w:val="000000"/>
                 <w:kern w:val="0"/>
                 <w:szCs w:val="22"/>
@@ -1013,17 +963,7 @@
                 <w:sz w:val="32"/>
                 <w:szCs w:val="32"/>
               </w:rPr>
-              <w:t>2</w:t>
-            </w:r>
-            <w:r>
-              <w:rPr>
-                <w:rFonts w:hint="eastAsia"/>
-                <w:b/>
-                <w:bCs/>
-                <w:sz w:val="32"/>
-                <w:szCs w:val="32"/>
-              </w:rPr>
-              <w:t>. 예산사용내역</w:t>
+              <w:t>2. 예산사용내역</w:t>
             </w:r>
           </w:p>
           <w:tbl>
@@ -1107,7 +1047,7 @@
                     <w:spacing w:after="0"/>
                     <w:jc w:val="center"/>
                     <w:rPr>
-                      <w:rFonts w:ascii="맑은 고딕" w:eastAsia="맑은 고딕" w:hAnsi="맑은 고딕" w:cs="굴림" w:hint="eastAsia"/>
+                      <w:rFonts w:ascii="맑은 고딕" w:eastAsia="맑은 고딕" w:hAnsi="맑은 고딕" w:cs="굴림"/>
                       <w:color w:val="000000"/>
                       <w:kern w:val="0"/>
                       <w:szCs w:val="22"/>
@@ -1154,7 +1094,7 @@
                     <w:spacing w:after="0"/>
                     <w:jc w:val="center"/>
                     <w:rPr>
-                      <w:rFonts w:ascii="맑은 고딕" w:eastAsia="맑은 고딕" w:hAnsi="맑은 고딕" w:cs="굴림" w:hint="eastAsia"/>
+                      <w:rFonts w:ascii="맑은 고딕" w:eastAsia="맑은 고딕" w:hAnsi="맑은 고딕" w:cs="굴림"/>
                       <w:color w:val="000000"/>
                       <w:kern w:val="0"/>
                       <w:szCs w:val="22"/>
@@ -1195,7 +1135,7 @@
                     <w:spacing w:after="0"/>
                     <w:jc w:val="center"/>
                     <w:rPr>
-                      <w:rFonts w:ascii="맑은 고딕" w:eastAsia="맑은 고딕" w:hAnsi="맑은 고딕" w:cs="굴림" w:hint="eastAsia"/>
+                      <w:rFonts w:ascii="맑은 고딕" w:eastAsia="맑은 고딕" w:hAnsi="맑은 고딕" w:cs="굴림"/>
                       <w:color w:val="000000"/>
                       <w:kern w:val="0"/>
                       <w:szCs w:val="22"/>
@@ -1242,7 +1182,7 @@
                     <w:spacing w:after="0"/>
                     <w:jc w:val="center"/>
                     <w:rPr>
-                      <w:rFonts w:ascii="맑은 고딕" w:eastAsia="맑은 고딕" w:hAnsi="맑은 고딕" w:cs="굴림" w:hint="eastAsia"/>
+                      <w:rFonts w:ascii="맑은 고딕" w:eastAsia="맑은 고딕" w:hAnsi="맑은 고딕" w:cs="굴림"/>
                       <w:color w:val="000000"/>
                       <w:kern w:val="0"/>
                       <w:szCs w:val="22"/>
@@ -1283,7 +1223,7 @@
                     <w:spacing w:after="0"/>
                     <w:jc w:val="center"/>
                     <w:rPr>
-                      <w:rFonts w:ascii="맑은 고딕" w:eastAsia="맑은 고딕" w:hAnsi="맑은 고딕" w:cs="굴림" w:hint="eastAsia"/>
+                      <w:rFonts w:ascii="맑은 고딕" w:eastAsia="맑은 고딕" w:hAnsi="맑은 고딕" w:cs="굴림"/>
                       <w:color w:val="000000"/>
                       <w:kern w:val="0"/>
                       <w:szCs w:val="22"/>
@@ -1330,7 +1270,7 @@
                     <w:spacing w:after="0"/>
                     <w:jc w:val="center"/>
                     <w:rPr>
-                      <w:rFonts w:ascii="맑은 고딕" w:eastAsia="맑은 고딕" w:hAnsi="맑은 고딕" w:cs="굴림" w:hint="eastAsia"/>
+                      <w:rFonts w:ascii="맑은 고딕" w:eastAsia="맑은 고딕" w:hAnsi="맑은 고딕" w:cs="굴림"/>
                       <w:color w:val="000000"/>
                       <w:kern w:val="0"/>
                       <w:szCs w:val="22"/>
@@ -1371,7 +1311,7 @@
                     <w:spacing w:after="0"/>
                     <w:jc w:val="center"/>
                     <w:rPr>
-                      <w:rFonts w:ascii="맑은 고딕" w:eastAsia="맑은 고딕" w:hAnsi="맑은 고딕" w:cs="굴림" w:hint="eastAsia"/>
+                      <w:rFonts w:ascii="맑은 고딕" w:eastAsia="맑은 고딕" w:hAnsi="맑은 고딕" w:cs="굴림"/>
                       <w:color w:val="000000"/>
                       <w:kern w:val="0"/>
                       <w:szCs w:val="22"/>
@@ -1392,13 +1332,7 @@
               </w:tc>
             </w:tr>
           </w:tbl>
-          <w:p>
-            <w:pPr>
-              <w:rPr>
-                <w:rFonts w:hint="eastAsia"/>
-              </w:rPr>
-            </w:pPr>
-          </w:p>
+          <w:p/>
           <w:p>
             <w:pPr>
               <w:widowControl/>
@@ -1502,7 +1436,7 @@
               <w:autoSpaceDN/>
               <w:spacing w:after="0"/>
               <w:rPr>
-                <w:rFonts w:ascii="맑은 고딕" w:eastAsia="맑은 고딕" w:hAnsi="맑은 고딕" w:cs="굴림" w:hint="eastAsia"/>
+                <w:rFonts w:ascii="맑은 고딕" w:eastAsia="맑은 고딕" w:hAnsi="맑은 고딕" w:cs="굴림"/>
                 <w:b/>
                 <w:bCs/>
                 <w:color w:val="000000"/>
@@ -1797,16 +1731,6 @@
                 <w14:ligatures w14:val="none"/>
               </w:rPr>
             </w:pPr>
-            <w:r>
-              <w:rPr>
-                <w:rFonts w:ascii="맑은 고딕" w:eastAsia="맑은 고딕" w:hAnsi="맑은 고딕" w:cs="굴림" w:hint="eastAsia"/>
-                <w:color w:val="000000"/>
-                <w:kern w:val="0"/>
-                <w:szCs w:val="22"/>
-                <w14:ligatures w14:val="none"/>
-              </w:rPr>
-              <w:t xml:space="preserve">　</w:t>
-            </w:r>
           </w:p>
         </w:tc>
         <w:tc>
@@ -1838,16 +1762,6 @@
                 <w14:ligatures w14:val="none"/>
               </w:rPr>
             </w:pPr>
-            <w:r>
-              <w:rPr>
-                <w:rFonts w:ascii="맑은 고딕" w:eastAsia="맑은 고딕" w:hAnsi="맑은 고딕" w:cs="굴림" w:hint="eastAsia"/>
-                <w:color w:val="000000"/>
-                <w:kern w:val="0"/>
-                <w:szCs w:val="22"/>
-                <w14:ligatures w14:val="none"/>
-              </w:rPr>
-              <w:t xml:space="preserve">　</w:t>
-            </w:r>
           </w:p>
         </w:tc>
         <w:tc>
@@ -1879,16 +1793,6 @@
                 <w14:ligatures w14:val="none"/>
               </w:rPr>
             </w:pPr>
-            <w:r>
-              <w:rPr>
-                <w:rFonts w:ascii="맑은 고딕" w:eastAsia="맑은 고딕" w:hAnsi="맑은 고딕" w:cs="굴림" w:hint="eastAsia"/>
-                <w:color w:val="000000"/>
-                <w:kern w:val="0"/>
-                <w:szCs w:val="22"/>
-                <w14:ligatures w14:val="none"/>
-              </w:rPr>
-              <w:t xml:space="preserve">　</w:t>
-            </w:r>
           </w:p>
         </w:tc>
         <w:tc>
@@ -1920,16 +1824,6 @@
                 <w14:ligatures w14:val="none"/>
               </w:rPr>
             </w:pPr>
-            <w:r>
-              <w:rPr>
-                <w:rFonts w:ascii="맑은 고딕" w:eastAsia="맑은 고딕" w:hAnsi="맑은 고딕" w:cs="굴림" w:hint="eastAsia"/>
-                <w:color w:val="000000"/>
-                <w:kern w:val="0"/>
-                <w:szCs w:val="22"/>
-                <w14:ligatures w14:val="none"/>
-              </w:rPr>
-              <w:t xml:space="preserve">　</w:t>
-            </w:r>
           </w:p>
         </w:tc>
       </w:tr>
@@ -1966,16 +1860,6 @@
                 <w14:ligatures w14:val="none"/>
               </w:rPr>
             </w:pPr>
-            <w:r>
-              <w:rPr>
-                <w:rFonts w:ascii="맑은 고딕" w:eastAsia="맑은 고딕" w:hAnsi="맑은 고딕" w:cs="굴림" w:hint="eastAsia"/>
-                <w:color w:val="000000"/>
-                <w:kern w:val="0"/>
-                <w:szCs w:val="22"/>
-                <w14:ligatures w14:val="none"/>
-              </w:rPr>
-              <w:t xml:space="preserve">　</w:t>
-            </w:r>
           </w:p>
         </w:tc>
         <w:tc>
@@ -2007,16 +1891,6 @@
                 <w14:ligatures w14:val="none"/>
               </w:rPr>
             </w:pPr>
-            <w:r>
-              <w:rPr>
-                <w:rFonts w:ascii="맑은 고딕" w:eastAsia="맑은 고딕" w:hAnsi="맑은 고딕" w:cs="굴림" w:hint="eastAsia"/>
-                <w:color w:val="000000"/>
-                <w:kern w:val="0"/>
-                <w:szCs w:val="22"/>
-                <w14:ligatures w14:val="none"/>
-              </w:rPr>
-              <w:t xml:space="preserve">　</w:t>
-            </w:r>
           </w:p>
         </w:tc>
         <w:tc>
@@ -2048,16 +1922,6 @@
                 <w14:ligatures w14:val="none"/>
               </w:rPr>
             </w:pPr>
-            <w:r>
-              <w:rPr>
-                <w:rFonts w:ascii="맑은 고딕" w:eastAsia="맑은 고딕" w:hAnsi="맑은 고딕" w:cs="굴림" w:hint="eastAsia"/>
-                <w:color w:val="000000"/>
-                <w:kern w:val="0"/>
-                <w:szCs w:val="22"/>
-                <w14:ligatures w14:val="none"/>
-              </w:rPr>
-              <w:t xml:space="preserve">　</w:t>
-            </w:r>
           </w:p>
         </w:tc>
         <w:tc>
@@ -2081,24 +1945,7 @@
               <w:autoSpaceDN/>
               <w:spacing w:after="0"/>
               <w:jc w:val="center"/>
-              <w:rPr>
-                <w:rFonts w:ascii="맑은 고딕" w:eastAsia="맑은 고딕" w:hAnsi="맑은 고딕" w:cs="굴림"/>
-                <w:color w:val="000000"/>
-                <w:kern w:val="0"/>
-                <w:szCs w:val="22"/>
-                <w14:ligatures w14:val="none"/>
-              </w:rPr>
-            </w:pPr>
-            <w:r>
-              <w:rPr>
-                <w:rFonts w:ascii="맑은 고딕" w:eastAsia="맑은 고딕" w:hAnsi="맑은 고딕" w:cs="굴림" w:hint="eastAsia"/>
-                <w:color w:val="000000"/>
-                <w:kern w:val="0"/>
-                <w:szCs w:val="22"/>
-                <w14:ligatures w14:val="none"/>
-              </w:rPr>
-              <w:t xml:space="preserve">　</w:t>
-            </w:r>
+            </w:pPr>
           </w:p>
         </w:tc>
       </w:tr>
@@ -2127,7 +1974,7 @@
               <w:spacing w:after="0"/>
               <w:jc w:val="center"/>
               <w:rPr>
-                <w:rFonts w:ascii="맑은 고딕" w:eastAsia="맑은 고딕" w:hAnsi="맑은 고딕" w:cs="굴림" w:hint="eastAsia"/>
+                <w:rFonts w:ascii="맑은 고딕" w:eastAsia="맑은 고딕" w:hAnsi="맑은 고딕" w:cs="굴림"/>
                 <w:color w:val="000000"/>
                 <w:kern w:val="0"/>
                 <w:szCs w:val="22"/>
@@ -2157,7 +2004,7 @@
               <w:spacing w:after="0"/>
               <w:jc w:val="center"/>
               <w:rPr>
-                <w:rFonts w:ascii="맑은 고딕" w:eastAsia="맑은 고딕" w:hAnsi="맑은 고딕" w:cs="굴림" w:hint="eastAsia"/>
+                <w:rFonts w:ascii="맑은 고딕" w:eastAsia="맑은 고딕" w:hAnsi="맑은 고딕" w:cs="굴림"/>
                 <w:color w:val="000000"/>
                 <w:kern w:val="0"/>
                 <w:szCs w:val="22"/>
@@ -2187,7 +2034,7 @@
               <w:spacing w:after="0"/>
               <w:jc w:val="center"/>
               <w:rPr>
-                <w:rFonts w:ascii="맑은 고딕" w:eastAsia="맑은 고딕" w:hAnsi="맑은 고딕" w:cs="굴림" w:hint="eastAsia"/>
+                <w:rFonts w:ascii="맑은 고딕" w:eastAsia="맑은 고딕" w:hAnsi="맑은 고딕" w:cs="굴림"/>
                 <w:color w:val="000000"/>
                 <w:kern w:val="0"/>
                 <w:szCs w:val="22"/>
@@ -2217,7 +2064,7 @@
               <w:spacing w:after="0"/>
               <w:jc w:val="center"/>
               <w:rPr>
-                <w:rFonts w:ascii="맑은 고딕" w:eastAsia="맑은 고딕" w:hAnsi="맑은 고딕" w:cs="굴림" w:hint="eastAsia"/>
+                <w:rFonts w:ascii="맑은 고딕" w:eastAsia="맑은 고딕" w:hAnsi="맑은 고딕" w:cs="굴림"/>
                 <w:color w:val="000000"/>
                 <w:kern w:val="0"/>
                 <w:szCs w:val="22"/>
@@ -2260,16 +2107,6 @@
                 <w14:ligatures w14:val="none"/>
               </w:rPr>
             </w:pPr>
-            <w:r>
-              <w:rPr>
-                <w:rFonts w:ascii="맑은 고딕" w:eastAsia="맑은 고딕" w:hAnsi="맑은 고딕" w:cs="굴림" w:hint="eastAsia"/>
-                <w:color w:val="000000"/>
-                <w:kern w:val="0"/>
-                <w:szCs w:val="22"/>
-                <w14:ligatures w14:val="none"/>
-              </w:rPr>
-              <w:t xml:space="preserve">　</w:t>
-            </w:r>
           </w:p>
         </w:tc>
         <w:tc>
@@ -2301,16 +2138,6 @@
                 <w14:ligatures w14:val="none"/>
               </w:rPr>
             </w:pPr>
-            <w:r>
-              <w:rPr>
-                <w:rFonts w:ascii="맑은 고딕" w:eastAsia="맑은 고딕" w:hAnsi="맑은 고딕" w:cs="굴림" w:hint="eastAsia"/>
-                <w:color w:val="000000"/>
-                <w:kern w:val="0"/>
-                <w:szCs w:val="22"/>
-                <w14:ligatures w14:val="none"/>
-              </w:rPr>
-              <w:t xml:space="preserve">　</w:t>
-            </w:r>
           </w:p>
         </w:tc>
         <w:tc>
@@ -2342,16 +2169,6 @@
                 <w14:ligatures w14:val="none"/>
               </w:rPr>
             </w:pPr>
-            <w:r>
-              <w:rPr>
-                <w:rFonts w:ascii="맑은 고딕" w:eastAsia="맑은 고딕" w:hAnsi="맑은 고딕" w:cs="굴림" w:hint="eastAsia"/>
-                <w:color w:val="000000"/>
-                <w:kern w:val="0"/>
-                <w:szCs w:val="22"/>
-                <w14:ligatures w14:val="none"/>
-              </w:rPr>
-              <w:t xml:space="preserve">　</w:t>
-            </w:r>
           </w:p>
         </w:tc>
         <w:tc>
@@ -2383,16 +2200,6 @@
                 <w14:ligatures w14:val="none"/>
               </w:rPr>
             </w:pPr>
-            <w:r>
-              <w:rPr>
-                <w:rFonts w:ascii="맑은 고딕" w:eastAsia="맑은 고딕" w:hAnsi="맑은 고딕" w:cs="굴림" w:hint="eastAsia"/>
-                <w:color w:val="000000"/>
-                <w:kern w:val="0"/>
-                <w:szCs w:val="22"/>
-                <w14:ligatures w14:val="none"/>
-              </w:rPr>
-              <w:t xml:space="preserve">　</w:t>
-            </w:r>
           </w:p>
         </w:tc>
       </w:tr>
@@ -2648,16 +2455,6 @@
                 <w14:ligatures w14:val="none"/>
               </w:rPr>
             </w:pPr>
-            <w:r>
-              <w:rPr>
-                <w:rFonts w:ascii="맑은 고딕" w:eastAsia="맑은 고딕" w:hAnsi="맑은 고딕" w:cs="굴림" w:hint="eastAsia"/>
-                <w:color w:val="000000"/>
-                <w:kern w:val="0"/>
-                <w:szCs w:val="22"/>
-                <w14:ligatures w14:val="none"/>
-              </w:rPr>
-              <w:t xml:space="preserve">　</w:t>
-            </w:r>
           </w:p>
         </w:tc>
         <w:tc>
@@ -2689,16 +2486,6 @@
                 <w14:ligatures w14:val="none"/>
               </w:rPr>
             </w:pPr>
-            <w:r>
-              <w:rPr>
-                <w:rFonts w:ascii="맑은 고딕" w:eastAsia="맑은 고딕" w:hAnsi="맑은 고딕" w:cs="굴림" w:hint="eastAsia"/>
-                <w:color w:val="000000"/>
-                <w:kern w:val="0"/>
-                <w:szCs w:val="22"/>
-                <w14:ligatures w14:val="none"/>
-              </w:rPr>
-              <w:t xml:space="preserve">　</w:t>
-            </w:r>
           </w:p>
         </w:tc>
         <w:tc>
@@ -2730,16 +2517,6 @@
                 <w14:ligatures w14:val="none"/>
               </w:rPr>
             </w:pPr>
-            <w:r>
-              <w:rPr>
-                <w:rFonts w:ascii="맑은 고딕" w:eastAsia="맑은 고딕" w:hAnsi="맑은 고딕" w:cs="굴림" w:hint="eastAsia"/>
-                <w:color w:val="000000"/>
-                <w:kern w:val="0"/>
-                <w:szCs w:val="22"/>
-                <w14:ligatures w14:val="none"/>
-              </w:rPr>
-              <w:t xml:space="preserve">　</w:t>
-            </w:r>
           </w:p>
         </w:tc>
         <w:tc>
@@ -2771,16 +2548,6 @@
                 <w14:ligatures w14:val="none"/>
               </w:rPr>
             </w:pPr>
-            <w:r>
-              <w:rPr>
-                <w:rFonts w:ascii="맑은 고딕" w:eastAsia="맑은 고딕" w:hAnsi="맑은 고딕" w:cs="굴림" w:hint="eastAsia"/>
-                <w:color w:val="000000"/>
-                <w:kern w:val="0"/>
-                <w:szCs w:val="22"/>
-                <w14:ligatures w14:val="none"/>
-              </w:rPr>
-              <w:t xml:space="preserve">　</w:t>
-            </w:r>
           </w:p>
         </w:tc>
       </w:tr>
@@ -2817,16 +2584,6 @@
                 <w14:ligatures w14:val="none"/>
               </w:rPr>
             </w:pPr>
-            <w:r>
-              <w:rPr>
-                <w:rFonts w:ascii="맑은 고딕" w:eastAsia="맑은 고딕" w:hAnsi="맑은 고딕" w:cs="굴림" w:hint="eastAsia"/>
-                <w:color w:val="000000"/>
-                <w:kern w:val="0"/>
-                <w:szCs w:val="22"/>
-                <w14:ligatures w14:val="none"/>
-              </w:rPr>
-              <w:t xml:space="preserve">　</w:t>
-            </w:r>
           </w:p>
         </w:tc>
         <w:tc>
@@ -2858,16 +2615,6 @@
                 <w14:ligatures w14:val="none"/>
               </w:rPr>
             </w:pPr>
-            <w:r>
-              <w:rPr>
-                <w:rFonts w:ascii="맑은 고딕" w:eastAsia="맑은 고딕" w:hAnsi="맑은 고딕" w:cs="굴림" w:hint="eastAsia"/>
-                <w:color w:val="000000"/>
-                <w:kern w:val="0"/>
-                <w:szCs w:val="22"/>
-                <w14:ligatures w14:val="none"/>
-              </w:rPr>
-              <w:t xml:space="preserve">　</w:t>
-            </w:r>
           </w:p>
         </w:tc>
         <w:tc>
@@ -2899,16 +2646,6 @@
                 <w14:ligatures w14:val="none"/>
               </w:rPr>
             </w:pPr>
-            <w:r>
-              <w:rPr>
-                <w:rFonts w:ascii="맑은 고딕" w:eastAsia="맑은 고딕" w:hAnsi="맑은 고딕" w:cs="굴림" w:hint="eastAsia"/>
-                <w:color w:val="000000"/>
-                <w:kern w:val="0"/>
-                <w:szCs w:val="22"/>
-                <w14:ligatures w14:val="none"/>
-              </w:rPr>
-              <w:t xml:space="preserve">　</w:t>
-            </w:r>
           </w:p>
         </w:tc>
         <w:tc>
@@ -2940,16 +2677,6 @@
                 <w14:ligatures w14:val="none"/>
               </w:rPr>
             </w:pPr>
-            <w:r>
-              <w:rPr>
-                <w:rFonts w:ascii="맑은 고딕" w:eastAsia="맑은 고딕" w:hAnsi="맑은 고딕" w:cs="굴림" w:hint="eastAsia"/>
-                <w:color w:val="000000"/>
-                <w:kern w:val="0"/>
-                <w:szCs w:val="22"/>
-                <w14:ligatures w14:val="none"/>
-              </w:rPr>
-              <w:t xml:space="preserve">　</w:t>
-            </w:r>
           </w:p>
         </w:tc>
       </w:tr>
@@ -2979,23 +2706,13 @@
               <w:spacing w:after="0"/>
               <w:jc w:val="center"/>
               <w:rPr>
-                <w:rFonts w:ascii="맑은 고딕" w:eastAsia="맑은 고딕" w:hAnsi="맑은 고딕" w:cs="굴림"/>
-                <w:color w:val="000000"/>
-                <w:kern w:val="0"/>
-                <w:szCs w:val="22"/>
-                <w14:ligatures w14:val="none"/>
-              </w:rPr>
-            </w:pPr>
-            <w:r>
-              <w:rPr>
                 <w:rFonts w:ascii="맑은 고딕" w:eastAsia="맑은 고딕" w:hAnsi="맑은 고딕" w:cs="굴림" w:hint="eastAsia"/>
                 <w:color w:val="000000"/>
                 <w:kern w:val="0"/>
                 <w:szCs w:val="22"/>
                 <w14:ligatures w14:val="none"/>
               </w:rPr>
-              <w:t xml:space="preserve">　</w:t>
-            </w:r>
+            </w:pPr>
           </w:p>
         </w:tc>
         <w:tc>
@@ -3027,16 +2744,6 @@
                 <w14:ligatures w14:val="none"/>
               </w:rPr>
             </w:pPr>
-            <w:r>
-              <w:rPr>
-                <w:rFonts w:ascii="맑은 고딕" w:eastAsia="맑은 고딕" w:hAnsi="맑은 고딕" w:cs="굴림" w:hint="eastAsia"/>
-                <w:color w:val="000000"/>
-                <w:kern w:val="0"/>
-                <w:szCs w:val="22"/>
-                <w14:ligatures w14:val="none"/>
-              </w:rPr>
-              <w:t xml:space="preserve">　</w:t>
-            </w:r>
           </w:p>
         </w:tc>
         <w:tc>
@@ -3068,16 +2775,6 @@
                 <w14:ligatures w14:val="none"/>
               </w:rPr>
             </w:pPr>
-            <w:r>
-              <w:rPr>
-                <w:rFonts w:ascii="맑은 고딕" w:eastAsia="맑은 고딕" w:hAnsi="맑은 고딕" w:cs="굴림" w:hint="eastAsia"/>
-                <w:color w:val="000000"/>
-                <w:kern w:val="0"/>
-                <w:szCs w:val="22"/>
-                <w14:ligatures w14:val="none"/>
-              </w:rPr>
-              <w:t xml:space="preserve">　</w:t>
-            </w:r>
           </w:p>
         </w:tc>
         <w:tc>
@@ -3109,16 +2806,6 @@
                 <w14:ligatures w14:val="none"/>
               </w:rPr>
             </w:pPr>
-            <w:r>
-              <w:rPr>
-                <w:rFonts w:ascii="맑은 고딕" w:eastAsia="맑은 고딕" w:hAnsi="맑은 고딕" w:cs="굴림" w:hint="eastAsia"/>
-                <w:color w:val="000000"/>
-                <w:kern w:val="0"/>
-                <w:szCs w:val="22"/>
-                <w14:ligatures w14:val="none"/>
-              </w:rPr>
-              <w:t xml:space="preserve">　</w:t>
-            </w:r>
           </w:p>
         </w:tc>
       </w:tr>
@@ -3155,16 +2842,6 @@
                 <w14:ligatures w14:val="none"/>
               </w:rPr>
             </w:pPr>
-            <w:r>
-              <w:rPr>
-                <w:rFonts w:ascii="맑은 고딕" w:eastAsia="맑은 고딕" w:hAnsi="맑은 고딕" w:cs="굴림" w:hint="eastAsia"/>
-                <w:color w:val="000000"/>
-                <w:kern w:val="0"/>
-                <w:szCs w:val="22"/>
-                <w14:ligatures w14:val="none"/>
-              </w:rPr>
-              <w:t xml:space="preserve">　</w:t>
-            </w:r>
           </w:p>
         </w:tc>
         <w:tc>
@@ -3196,16 +2873,6 @@
                 <w14:ligatures w14:val="none"/>
               </w:rPr>
             </w:pPr>
-            <w:r>
-              <w:rPr>
-                <w:rFonts w:ascii="맑은 고딕" w:eastAsia="맑은 고딕" w:hAnsi="맑은 고딕" w:cs="굴림" w:hint="eastAsia"/>
-                <w:color w:val="000000"/>
-                <w:kern w:val="0"/>
-                <w:szCs w:val="22"/>
-                <w14:ligatures w14:val="none"/>
-              </w:rPr>
-              <w:t xml:space="preserve">　</w:t>
-            </w:r>
           </w:p>
         </w:tc>
         <w:tc>
@@ -3237,16 +2904,6 @@
                 <w14:ligatures w14:val="none"/>
               </w:rPr>
             </w:pPr>
-            <w:r>
-              <w:rPr>
-                <w:rFonts w:ascii="맑은 고딕" w:eastAsia="맑은 고딕" w:hAnsi="맑은 고딕" w:cs="굴림" w:hint="eastAsia"/>
-                <w:color w:val="000000"/>
-                <w:kern w:val="0"/>
-                <w:szCs w:val="22"/>
-                <w14:ligatures w14:val="none"/>
-              </w:rPr>
-              <w:t xml:space="preserve">　</w:t>
-            </w:r>
           </w:p>
         </w:tc>
         <w:tc>
@@ -3278,16 +2935,6 @@
                 <w14:ligatures w14:val="none"/>
               </w:rPr>
             </w:pPr>
-            <w:r>
-              <w:rPr>
-                <w:rFonts w:ascii="맑은 고딕" w:eastAsia="맑은 고딕" w:hAnsi="맑은 고딕" w:cs="굴림" w:hint="eastAsia"/>
-                <w:color w:val="000000"/>
-                <w:kern w:val="0"/>
-                <w:szCs w:val="22"/>
-                <w14:ligatures w14:val="none"/>
-              </w:rPr>
-              <w:t xml:space="preserve">　</w:t>
-            </w:r>
           </w:p>
         </w:tc>
       </w:tr>
@@ -3316,7 +2963,7 @@
               <w:spacing w:after="0"/>
               <w:jc w:val="center"/>
               <w:rPr>
-                <w:rFonts w:ascii="맑은 고딕" w:eastAsia="맑은 고딕" w:hAnsi="맑은 고딕" w:cs="굴림" w:hint="eastAsia"/>
+                <w:rFonts w:ascii="맑은 고딕" w:eastAsia="맑은 고딕" w:hAnsi="맑은 고딕" w:cs="굴림"/>
                 <w:color w:val="000000"/>
                 <w:kern w:val="0"/>
                 <w:szCs w:val="22"/>
@@ -3346,7 +2993,7 @@
               <w:spacing w:after="0"/>
               <w:jc w:val="center"/>
               <w:rPr>
-                <w:rFonts w:ascii="맑은 고딕" w:eastAsia="맑은 고딕" w:hAnsi="맑은 고딕" w:cs="굴림" w:hint="eastAsia"/>
+                <w:rFonts w:ascii="맑은 고딕" w:eastAsia="맑은 고딕" w:hAnsi="맑은 고딕" w:cs="굴림"/>
                 <w:color w:val="000000"/>
                 <w:kern w:val="0"/>
                 <w:szCs w:val="22"/>
@@ -3376,7 +3023,7 @@
               <w:spacing w:after="0"/>
               <w:jc w:val="center"/>
               <w:rPr>
-                <w:rFonts w:ascii="맑은 고딕" w:eastAsia="맑은 고딕" w:hAnsi="맑은 고딕" w:cs="굴림" w:hint="eastAsia"/>
+                <w:rFonts w:ascii="맑은 고딕" w:eastAsia="맑은 고딕" w:hAnsi="맑은 고딕" w:cs="굴림"/>
                 <w:color w:val="000000"/>
                 <w:kern w:val="0"/>
                 <w:szCs w:val="22"/>
@@ -3406,7 +3053,7 @@
               <w:spacing w:after="0"/>
               <w:jc w:val="center"/>
               <w:rPr>
-                <w:rFonts w:ascii="맑은 고딕" w:eastAsia="맑은 고딕" w:hAnsi="맑은 고딕" w:cs="굴림" w:hint="eastAsia"/>
+                <w:rFonts w:ascii="맑은 고딕" w:eastAsia="맑은 고딕" w:hAnsi="맑은 고딕" w:cs="굴림"/>
                 <w:color w:val="000000"/>
                 <w:kern w:val="0"/>
                 <w:szCs w:val="22"/>
@@ -3441,7 +3088,7 @@
               <w:spacing w:after="0"/>
               <w:jc w:val="center"/>
               <w:rPr>
-                <w:rFonts w:ascii="맑은 고딕" w:eastAsia="맑은 고딕" w:hAnsi="맑은 고딕" w:cs="굴림" w:hint="eastAsia"/>
+                <w:rFonts w:ascii="맑은 고딕" w:eastAsia="맑은 고딕" w:hAnsi="맑은 고딕" w:cs="굴림"/>
                 <w:color w:val="000000"/>
                 <w:kern w:val="0"/>
                 <w:szCs w:val="22"/>
@@ -3471,7 +3118,7 @@
               <w:spacing w:after="0"/>
               <w:jc w:val="center"/>
               <w:rPr>
-                <w:rFonts w:ascii="맑은 고딕" w:eastAsia="맑은 고딕" w:hAnsi="맑은 고딕" w:cs="굴림" w:hint="eastAsia"/>
+                <w:rFonts w:ascii="맑은 고딕" w:eastAsia="맑은 고딕" w:hAnsi="맑은 고딕" w:cs="굴림"/>
                 <w:color w:val="000000"/>
                 <w:kern w:val="0"/>
                 <w:szCs w:val="22"/>
@@ -3501,7 +3148,7 @@
               <w:spacing w:after="0"/>
               <w:jc w:val="center"/>
               <w:rPr>
-                <w:rFonts w:ascii="맑은 고딕" w:eastAsia="맑은 고딕" w:hAnsi="맑은 고딕" w:cs="굴림" w:hint="eastAsia"/>
+                <w:rFonts w:ascii="맑은 고딕" w:eastAsia="맑은 고딕" w:hAnsi="맑은 고딕" w:cs="굴림"/>
                 <w:color w:val="000000"/>
                 <w:kern w:val="0"/>
                 <w:szCs w:val="22"/>
@@ -3531,7 +3178,7 @@
               <w:spacing w:after="0"/>
               <w:jc w:val="center"/>
               <w:rPr>
-                <w:rFonts w:ascii="맑은 고딕" w:eastAsia="맑은 고딕" w:hAnsi="맑은 고딕" w:cs="굴림" w:hint="eastAsia"/>
+                <w:rFonts w:ascii="맑은 고딕" w:eastAsia="맑은 고딕" w:hAnsi="맑은 고딕" w:cs="굴림"/>
                 <w:color w:val="000000"/>
                 <w:kern w:val="0"/>
                 <w:szCs w:val="22"/>
@@ -3566,7 +3213,7 @@
               <w:spacing w:after="0"/>
               <w:jc w:val="center"/>
               <w:rPr>
-                <w:rFonts w:ascii="맑은 고딕" w:eastAsia="맑은 고딕" w:hAnsi="맑은 고딕" w:cs="굴림" w:hint="eastAsia"/>
+                <w:rFonts w:ascii="맑은 고딕" w:eastAsia="맑은 고딕" w:hAnsi="맑은 고딕" w:cs="굴림"/>
                 <w:color w:val="000000"/>
                 <w:kern w:val="0"/>
                 <w:szCs w:val="22"/>
@@ -3596,7 +3243,7 @@
               <w:spacing w:after="0"/>
               <w:jc w:val="center"/>
               <w:rPr>
-                <w:rFonts w:ascii="맑은 고딕" w:eastAsia="맑은 고딕" w:hAnsi="맑은 고딕" w:cs="굴림" w:hint="eastAsia"/>
+                <w:rFonts w:ascii="맑은 고딕" w:eastAsia="맑은 고딕" w:hAnsi="맑은 고딕" w:cs="굴림"/>
                 <w:color w:val="000000"/>
                 <w:kern w:val="0"/>
                 <w:szCs w:val="22"/>
@@ -3626,7 +3273,7 @@
               <w:spacing w:after="0"/>
               <w:jc w:val="center"/>
               <w:rPr>
-                <w:rFonts w:ascii="맑은 고딕" w:eastAsia="맑은 고딕" w:hAnsi="맑은 고딕" w:cs="굴림" w:hint="eastAsia"/>
+                <w:rFonts w:ascii="맑은 고딕" w:eastAsia="맑은 고딕" w:hAnsi="맑은 고딕" w:cs="굴림"/>
                 <w:color w:val="000000"/>
                 <w:kern w:val="0"/>
                 <w:szCs w:val="22"/>
@@ -3656,7 +3303,7 @@
               <w:spacing w:after="0"/>
               <w:jc w:val="center"/>
               <w:rPr>
-                <w:rFonts w:ascii="맑은 고딕" w:eastAsia="맑은 고딕" w:hAnsi="맑은 고딕" w:cs="굴림" w:hint="eastAsia"/>
+                <w:rFonts w:ascii="맑은 고딕" w:eastAsia="맑은 고딕" w:hAnsi="맑은 고딕" w:cs="굴림"/>
                 <w:color w:val="000000"/>
                 <w:kern w:val="0"/>
                 <w:szCs w:val="22"/>
@@ -3691,7 +3338,7 @@
               <w:spacing w:after="0"/>
               <w:jc w:val="center"/>
               <w:rPr>
-                <w:rFonts w:ascii="맑은 고딕" w:eastAsia="맑은 고딕" w:hAnsi="맑은 고딕" w:cs="굴림" w:hint="eastAsia"/>
+                <w:rFonts w:ascii="맑은 고딕" w:eastAsia="맑은 고딕" w:hAnsi="맑은 고딕" w:cs="굴림"/>
                 <w:color w:val="000000"/>
                 <w:kern w:val="0"/>
                 <w:szCs w:val="22"/>
@@ -3721,7 +3368,7 @@
               <w:spacing w:after="0"/>
               <w:jc w:val="center"/>
               <w:rPr>
-                <w:rFonts w:ascii="맑은 고딕" w:eastAsia="맑은 고딕" w:hAnsi="맑은 고딕" w:cs="굴림" w:hint="eastAsia"/>
+                <w:rFonts w:ascii="맑은 고딕" w:eastAsia="맑은 고딕" w:hAnsi="맑은 고딕" w:cs="굴림"/>
                 <w:color w:val="000000"/>
                 <w:kern w:val="0"/>
                 <w:szCs w:val="22"/>
@@ -3751,7 +3398,7 @@
               <w:spacing w:after="0"/>
               <w:jc w:val="center"/>
               <w:rPr>
-                <w:rFonts w:ascii="맑은 고딕" w:eastAsia="맑은 고딕" w:hAnsi="맑은 고딕" w:cs="굴림" w:hint="eastAsia"/>
+                <w:rFonts w:ascii="맑은 고딕" w:eastAsia="맑은 고딕" w:hAnsi="맑은 고딕" w:cs="굴림"/>
                 <w:color w:val="000000"/>
                 <w:kern w:val="0"/>
                 <w:szCs w:val="22"/>
@@ -3781,7 +3428,7 @@
               <w:spacing w:after="0"/>
               <w:jc w:val="center"/>
               <w:rPr>
-                <w:rFonts w:ascii="맑은 고딕" w:eastAsia="맑은 고딕" w:hAnsi="맑은 고딕" w:cs="굴림" w:hint="eastAsia"/>
+                <w:rFonts w:ascii="맑은 고딕" w:eastAsia="맑은 고딕" w:hAnsi="맑은 고딕" w:cs="굴림"/>
                 <w:color w:val="000000"/>
                 <w:kern w:val="0"/>
                 <w:szCs w:val="22"/>
@@ -4410,7 +4057,6 @@
   <w:style w:type="character" w:default="1" w:styleId="a0">
     <w:name w:val="Default Paragraph Font"/>
     <w:uiPriority w:val="1"/>
-    <w:semiHidden/>
     <w:unhideWhenUsed/>
   </w:style>
   <w:style w:type="table" w:default="1" w:styleId="a1">
